--- a/modelos/Laudo de cateterismo.docx
+++ b/modelos/Laudo de cateterismo.docx
@@ -7,7 +7,7 @@
       <w:tblPr>
         <w:tblpPr w:leftFromText="141" w:rightFromText="141" w:bottomFromText="200" w:vertAnchor="text" w:horzAnchor="margin" w:tblpXSpec="center" w:tblpY="139"/>
         <w:tblOverlap w:val="never"/>
-        <w:tblW w:w="7797" w:type="dxa"/>
+        <w:tblW w:w="8440" w:type="dxa"/>
         <w:tblBorders>
           <w:top w:val="dotted" w:sz="4" w:space="0" w:color="auto"/>
           <w:left w:val="dotted" w:sz="4" w:space="0" w:color="auto"/>
@@ -21,21 +21,21 @@
         <w:tblLook w:val="01E0" w:firstRow="1" w:lastRow="1" w:firstColumn="1" w:lastColumn="1" w:noHBand="0" w:noVBand="0"/>
       </w:tblPr>
       <w:tblGrid>
-        <w:gridCol w:w="1526"/>
-        <w:gridCol w:w="2728"/>
-        <w:gridCol w:w="107"/>
-        <w:gridCol w:w="1167"/>
-        <w:gridCol w:w="143"/>
-        <w:gridCol w:w="674"/>
-        <w:gridCol w:w="1452"/>
+        <w:gridCol w:w="1651"/>
+        <w:gridCol w:w="2952"/>
+        <w:gridCol w:w="117"/>
+        <w:gridCol w:w="1262"/>
+        <w:gridCol w:w="156"/>
+        <w:gridCol w:w="730"/>
+        <w:gridCol w:w="1572"/>
       </w:tblGrid>
       <w:tr>
         <w:trPr>
-          <w:trHeight w:val="279"/>
+          <w:trHeight w:val="353"/>
         </w:trPr>
         <w:tc>
           <w:tcPr>
-            <w:tcW w:w="1526" w:type="dxa"/>
+            <w:tcW w:w="1651" w:type="dxa"/>
             <w:tcBorders>
               <w:top w:val="dotted" w:sz="4" w:space="0" w:color="auto"/>
               <w:left w:val="dotted" w:sz="4" w:space="0" w:color="auto"/>
@@ -70,7 +70,7 @@
         </w:tc>
         <w:tc>
           <w:tcPr>
-            <w:tcW w:w="6271" w:type="dxa"/>
+            <w:tcW w:w="6789" w:type="dxa"/>
             <w:gridSpan w:val="6"/>
             <w:tcBorders>
               <w:top w:val="dotted" w:sz="4" w:space="0" w:color="auto"/>
@@ -104,11 +104,11 @@
       </w:tr>
       <w:tr>
         <w:trPr>
-          <w:trHeight w:val="397"/>
+          <w:trHeight w:val="503"/>
         </w:trPr>
         <w:tc>
           <w:tcPr>
-            <w:tcW w:w="1526" w:type="dxa"/>
+            <w:tcW w:w="1651" w:type="dxa"/>
             <w:tcBorders>
               <w:top w:val="dotted" w:sz="4" w:space="0" w:color="auto"/>
               <w:left w:val="dotted" w:sz="4" w:space="0" w:color="auto"/>
@@ -137,7 +137,7 @@
         </w:tc>
         <w:tc>
           <w:tcPr>
-            <w:tcW w:w="6271" w:type="dxa"/>
+            <w:tcW w:w="6789" w:type="dxa"/>
             <w:gridSpan w:val="6"/>
             <w:tcBorders>
               <w:top w:val="dotted" w:sz="4" w:space="0" w:color="auto"/>
@@ -168,11 +168,11 @@
       </w:tr>
       <w:tr>
         <w:trPr>
-          <w:trHeight w:val="295"/>
+          <w:trHeight w:val="373"/>
         </w:trPr>
         <w:tc>
           <w:tcPr>
-            <w:tcW w:w="1526" w:type="dxa"/>
+            <w:tcW w:w="1651" w:type="dxa"/>
             <w:tcBorders>
               <w:top w:val="dotted" w:sz="4" w:space="0" w:color="auto"/>
               <w:left w:val="dotted" w:sz="4" w:space="0" w:color="auto"/>
@@ -201,7 +201,7 @@
         </w:tc>
         <w:tc>
           <w:tcPr>
-            <w:tcW w:w="2835" w:type="dxa"/>
+            <w:tcW w:w="3069" w:type="dxa"/>
             <w:gridSpan w:val="2"/>
             <w:tcBorders>
               <w:top w:val="dotted" w:sz="4" w:space="0" w:color="auto"/>
@@ -230,7 +230,7 @@
         </w:tc>
         <w:tc>
           <w:tcPr>
-            <w:tcW w:w="1984" w:type="dxa"/>
+            <w:tcW w:w="2148" w:type="dxa"/>
             <w:gridSpan w:val="3"/>
             <w:tcBorders>
               <w:top w:val="dotted" w:sz="4" w:space="0" w:color="auto"/>
@@ -259,7 +259,7 @@
         </w:tc>
         <w:tc>
           <w:tcPr>
-            <w:tcW w:w="1452" w:type="dxa"/>
+            <w:tcW w:w="1571" w:type="dxa"/>
             <w:tcBorders>
               <w:top w:val="dotted" w:sz="4" w:space="0" w:color="auto"/>
               <w:left w:val="dotted" w:sz="4" w:space="0" w:color="auto"/>
@@ -288,11 +288,11 @@
       </w:tr>
       <w:tr>
         <w:trPr>
-          <w:trHeight w:val="295"/>
+          <w:trHeight w:val="373"/>
         </w:trPr>
         <w:tc>
           <w:tcPr>
-            <w:tcW w:w="1526" w:type="dxa"/>
+            <w:tcW w:w="1651" w:type="dxa"/>
             <w:tcBorders>
               <w:top w:val="dotted" w:sz="4" w:space="0" w:color="auto"/>
               <w:left w:val="dotted" w:sz="4" w:space="0" w:color="auto"/>
@@ -321,7 +321,7 @@
         </w:tc>
         <w:tc>
           <w:tcPr>
-            <w:tcW w:w="2835" w:type="dxa"/>
+            <w:tcW w:w="3069" w:type="dxa"/>
             <w:gridSpan w:val="2"/>
             <w:tcBorders>
               <w:top w:val="dotted" w:sz="4" w:space="0" w:color="auto"/>
@@ -356,7 +356,7 @@
         </w:tc>
         <w:tc>
           <w:tcPr>
-            <w:tcW w:w="1310" w:type="dxa"/>
+            <w:tcW w:w="1418" w:type="dxa"/>
             <w:gridSpan w:val="2"/>
             <w:tcBorders>
               <w:top w:val="dotted" w:sz="4" w:space="0" w:color="auto"/>
@@ -385,7 +385,7 @@
         </w:tc>
         <w:tc>
           <w:tcPr>
-            <w:tcW w:w="2126" w:type="dxa"/>
+            <w:tcW w:w="2301" w:type="dxa"/>
             <w:gridSpan w:val="2"/>
             <w:tcBorders>
               <w:top w:val="dotted" w:sz="4" w:space="0" w:color="auto"/>
@@ -421,11 +421,11 @@
       </w:tr>
       <w:tr>
         <w:trPr>
-          <w:trHeight w:val="295"/>
+          <w:trHeight w:val="373"/>
         </w:trPr>
         <w:tc>
           <w:tcPr>
-            <w:tcW w:w="1526" w:type="dxa"/>
+            <w:tcW w:w="1651" w:type="dxa"/>
             <w:tcBorders>
               <w:top w:val="dotted" w:sz="4" w:space="0" w:color="auto"/>
               <w:left w:val="dotted" w:sz="4" w:space="0" w:color="auto"/>
@@ -461,7 +461,7 @@
         </w:tc>
         <w:tc>
           <w:tcPr>
-            <w:tcW w:w="2728" w:type="dxa"/>
+            <w:tcW w:w="2952" w:type="dxa"/>
             <w:tcBorders>
               <w:top w:val="dotted" w:sz="4" w:space="0" w:color="auto"/>
               <w:left w:val="dotted" w:sz="4" w:space="0" w:color="auto"/>
@@ -490,7 +490,7 @@
         </w:tc>
         <w:tc>
           <w:tcPr>
-            <w:tcW w:w="1274" w:type="dxa"/>
+            <w:tcW w:w="1379" w:type="dxa"/>
             <w:gridSpan w:val="2"/>
             <w:tcBorders>
               <w:top w:val="dotted" w:sz="4" w:space="0" w:color="auto"/>
@@ -527,7 +527,7 @@
         </w:tc>
         <w:tc>
           <w:tcPr>
-            <w:tcW w:w="2269" w:type="dxa"/>
+            <w:tcW w:w="2457" w:type="dxa"/>
             <w:gridSpan w:val="3"/>
             <w:tcBorders>
               <w:top w:val="dotted" w:sz="4" w:space="0" w:color="auto"/>

--- a/modelos/Laudo de cateterismo.docx
+++ b/modelos/Laudo de cateterismo.docx
@@ -7,7 +7,7 @@
       <w:tblPr>
         <w:tblpPr w:leftFromText="141" w:rightFromText="141" w:bottomFromText="200" w:vertAnchor="text" w:horzAnchor="margin" w:tblpXSpec="center" w:tblpY="139"/>
         <w:tblOverlap w:val="never"/>
-        <w:tblW w:w="8440" w:type="dxa"/>
+        <w:tblW w:w="8890" w:type="dxa"/>
         <w:tblBorders>
           <w:top w:val="dotted" w:sz="4" w:space="0" w:color="auto"/>
           <w:left w:val="dotted" w:sz="4" w:space="0" w:color="auto"/>
@@ -21,21 +21,21 @@
         <w:tblLook w:val="01E0" w:firstRow="1" w:lastRow="1" w:firstColumn="1" w:lastColumn="1" w:noHBand="0" w:noVBand="0"/>
       </w:tblPr>
       <w:tblGrid>
-        <w:gridCol w:w="1651"/>
-        <w:gridCol w:w="2952"/>
-        <w:gridCol w:w="117"/>
-        <w:gridCol w:w="1262"/>
-        <w:gridCol w:w="156"/>
-        <w:gridCol w:w="730"/>
-        <w:gridCol w:w="1572"/>
+        <w:gridCol w:w="1739"/>
+        <w:gridCol w:w="3109"/>
+        <w:gridCol w:w="123"/>
+        <w:gridCol w:w="1329"/>
+        <w:gridCol w:w="164"/>
+        <w:gridCol w:w="769"/>
+        <w:gridCol w:w="1657"/>
       </w:tblGrid>
       <w:tr>
         <w:trPr>
-          <w:trHeight w:val="353"/>
+          <w:trHeight w:val="455"/>
         </w:trPr>
         <w:tc>
           <w:tcPr>
-            <w:tcW w:w="1651" w:type="dxa"/>
+            <w:tcW w:w="1739" w:type="dxa"/>
             <w:tcBorders>
               <w:top w:val="dotted" w:sz="4" w:space="0" w:color="auto"/>
               <w:left w:val="dotted" w:sz="4" w:space="0" w:color="auto"/>
@@ -70,7 +70,7 @@
         </w:tc>
         <w:tc>
           <w:tcPr>
-            <w:tcW w:w="6789" w:type="dxa"/>
+            <w:tcW w:w="7151" w:type="dxa"/>
             <w:gridSpan w:val="6"/>
             <w:tcBorders>
               <w:top w:val="dotted" w:sz="4" w:space="0" w:color="auto"/>
@@ -104,11 +104,11 @@
       </w:tr>
       <w:tr>
         <w:trPr>
-          <w:trHeight w:val="503"/>
+          <w:trHeight w:val="648"/>
         </w:trPr>
         <w:tc>
           <w:tcPr>
-            <w:tcW w:w="1651" w:type="dxa"/>
+            <w:tcW w:w="1739" w:type="dxa"/>
             <w:tcBorders>
               <w:top w:val="dotted" w:sz="4" w:space="0" w:color="auto"/>
               <w:left w:val="dotted" w:sz="4" w:space="0" w:color="auto"/>
@@ -137,7 +137,7 @@
         </w:tc>
         <w:tc>
           <w:tcPr>
-            <w:tcW w:w="6789" w:type="dxa"/>
+            <w:tcW w:w="7151" w:type="dxa"/>
             <w:gridSpan w:val="6"/>
             <w:tcBorders>
               <w:top w:val="dotted" w:sz="4" w:space="0" w:color="auto"/>
@@ -168,11 +168,11 @@
       </w:tr>
       <w:tr>
         <w:trPr>
-          <w:trHeight w:val="373"/>
+          <w:trHeight w:val="481"/>
         </w:trPr>
         <w:tc>
           <w:tcPr>
-            <w:tcW w:w="1651" w:type="dxa"/>
+            <w:tcW w:w="1739" w:type="dxa"/>
             <w:tcBorders>
               <w:top w:val="dotted" w:sz="4" w:space="0" w:color="auto"/>
               <w:left w:val="dotted" w:sz="4" w:space="0" w:color="auto"/>
@@ -201,7 +201,7 @@
         </w:tc>
         <w:tc>
           <w:tcPr>
-            <w:tcW w:w="3069" w:type="dxa"/>
+            <w:tcW w:w="3232" w:type="dxa"/>
             <w:gridSpan w:val="2"/>
             <w:tcBorders>
               <w:top w:val="dotted" w:sz="4" w:space="0" w:color="auto"/>
@@ -230,7 +230,7 @@
         </w:tc>
         <w:tc>
           <w:tcPr>
-            <w:tcW w:w="2148" w:type="dxa"/>
+            <w:tcW w:w="2262" w:type="dxa"/>
             <w:gridSpan w:val="3"/>
             <w:tcBorders>
               <w:top w:val="dotted" w:sz="4" w:space="0" w:color="auto"/>
@@ -259,7 +259,7 @@
         </w:tc>
         <w:tc>
           <w:tcPr>
-            <w:tcW w:w="1571" w:type="dxa"/>
+            <w:tcW w:w="1655" w:type="dxa"/>
             <w:tcBorders>
               <w:top w:val="dotted" w:sz="4" w:space="0" w:color="auto"/>
               <w:left w:val="dotted" w:sz="4" w:space="0" w:color="auto"/>
@@ -288,11 +288,11 @@
       </w:tr>
       <w:tr>
         <w:trPr>
-          <w:trHeight w:val="373"/>
+          <w:trHeight w:val="481"/>
         </w:trPr>
         <w:tc>
           <w:tcPr>
-            <w:tcW w:w="1651" w:type="dxa"/>
+            <w:tcW w:w="1739" w:type="dxa"/>
             <w:tcBorders>
               <w:top w:val="dotted" w:sz="4" w:space="0" w:color="auto"/>
               <w:left w:val="dotted" w:sz="4" w:space="0" w:color="auto"/>
@@ -321,7 +321,7 @@
         </w:tc>
         <w:tc>
           <w:tcPr>
-            <w:tcW w:w="3069" w:type="dxa"/>
+            <w:tcW w:w="3232" w:type="dxa"/>
             <w:gridSpan w:val="2"/>
             <w:tcBorders>
               <w:top w:val="dotted" w:sz="4" w:space="0" w:color="auto"/>
@@ -356,7 +356,7 @@
         </w:tc>
         <w:tc>
           <w:tcPr>
-            <w:tcW w:w="1418" w:type="dxa"/>
+            <w:tcW w:w="1493" w:type="dxa"/>
             <w:gridSpan w:val="2"/>
             <w:tcBorders>
               <w:top w:val="dotted" w:sz="4" w:space="0" w:color="auto"/>
@@ -385,7 +385,7 @@
         </w:tc>
         <w:tc>
           <w:tcPr>
-            <w:tcW w:w="2301" w:type="dxa"/>
+            <w:tcW w:w="2424" w:type="dxa"/>
             <w:gridSpan w:val="2"/>
             <w:tcBorders>
               <w:top w:val="dotted" w:sz="4" w:space="0" w:color="auto"/>
@@ -421,11 +421,11 @@
       </w:tr>
       <w:tr>
         <w:trPr>
-          <w:trHeight w:val="373"/>
+          <w:trHeight w:val="481"/>
         </w:trPr>
         <w:tc>
           <w:tcPr>
-            <w:tcW w:w="1651" w:type="dxa"/>
+            <w:tcW w:w="1739" w:type="dxa"/>
             <w:tcBorders>
               <w:top w:val="dotted" w:sz="4" w:space="0" w:color="auto"/>
               <w:left w:val="dotted" w:sz="4" w:space="0" w:color="auto"/>
@@ -461,7 +461,7 @@
         </w:tc>
         <w:tc>
           <w:tcPr>
-            <w:tcW w:w="2952" w:type="dxa"/>
+            <w:tcW w:w="3109" w:type="dxa"/>
             <w:tcBorders>
               <w:top w:val="dotted" w:sz="4" w:space="0" w:color="auto"/>
               <w:left w:val="dotted" w:sz="4" w:space="0" w:color="auto"/>
@@ -490,7 +490,7 @@
         </w:tc>
         <w:tc>
           <w:tcPr>
-            <w:tcW w:w="1379" w:type="dxa"/>
+            <w:tcW w:w="1452" w:type="dxa"/>
             <w:gridSpan w:val="2"/>
             <w:tcBorders>
               <w:top w:val="dotted" w:sz="4" w:space="0" w:color="auto"/>
@@ -527,7 +527,7 @@
         </w:tc>
         <w:tc>
           <w:tcPr>
-            <w:tcW w:w="2457" w:type="dxa"/>
+            <w:tcW w:w="2589" w:type="dxa"/>
             <w:gridSpan w:val="3"/>
             <w:tcBorders>
               <w:top w:val="dotted" w:sz="4" w:space="0" w:color="auto"/>
@@ -754,6 +754,14 @@
           <w:sz w:val="16"/>
           <w:szCs w:val="16"/>
         </w:rPr>
+        <w:t>(2 unidades)</w:t>
+      </w:r>
+      <w:r>
+        <w:rPr>
+          <w:rFonts w:ascii="Arial" w:hAnsi="Arial" w:cs="Arial"/>
+          <w:sz w:val="16"/>
+          <w:szCs w:val="16"/>
+        </w:rPr>
         <w:tab/>
       </w:r>
     </w:p>
@@ -795,6 +803,14 @@
         </w:rPr>
         <w:t xml:space="preserve"> </w:t>
       </w:r>
+      <w:r>
+        <w:rPr>
+          <w:rFonts w:ascii="Arial" w:hAnsi="Arial" w:cs="Arial"/>
+          <w:sz w:val="16"/>
+          <w:szCs w:val="16"/>
+        </w:rPr>
+        <w:t>(2 unidades)</w:t>
+      </w:r>
     </w:p>
     <w:p>
       <w:pPr>
@@ -858,6 +874,7 @@
         </w:rPr>
         <w:t>Introdutor 6</w:t>
       </w:r>
+      <w:proofErr w:type="gramStart"/>
       <w:r>
         <w:rPr>
           <w:rFonts w:ascii="Arial" w:hAnsi="Arial" w:cs="Arial"/>
@@ -865,6 +882,23 @@
           <w:szCs w:val="16"/>
         </w:rPr>
         <w:t>F</w:t>
+      </w:r>
+      <w:r>
+        <w:rPr>
+          <w:rFonts w:ascii="Arial" w:hAnsi="Arial" w:cs="Arial"/>
+          <w:sz w:val="16"/>
+          <w:szCs w:val="16"/>
+        </w:rPr>
+        <w:t>(</w:t>
+      </w:r>
+      <w:proofErr w:type="gramEnd"/>
+      <w:r>
+        <w:rPr>
+          <w:rFonts w:ascii="Arial" w:hAnsi="Arial" w:cs="Arial"/>
+          <w:sz w:val="16"/>
+          <w:szCs w:val="16"/>
+        </w:rPr>
+        <w:t>2 unidades)</w:t>
       </w:r>
     </w:p>
     <w:p>
